--- a/week3/planning_doc_raft_site.docx
+++ b/week3/planning_doc_raft_site.docx
@@ -309,7 +309,6 @@
           <w:szCs w:val="30"/>
         </w:rPr>
       </w:pPr>
-      <w:proofErr w:type="gramStart"/>
       <w:r>
         <w:rPr>
           <w:b/>
@@ -319,19 +318,7 @@
           <w:sz w:val="30"/>
           <w:szCs w:val="30"/>
         </w:rPr>
-        <w:t>Personas</w:t>
-      </w:r>
-      <w:proofErr w:type="gramEnd"/>
-      <w:r>
-        <w:rPr>
-          <w:b/>
-          <w:bCs/>
-          <w:i/>
-          <w:iCs/>
-          <w:sz w:val="30"/>
-          <w:szCs w:val="30"/>
-        </w:rPr>
-        <w:t xml:space="preserve"> and scenarios </w:t>
+        <w:t xml:space="preserve">Personas and scenarios </w:t>
       </w:r>
     </w:p>
     <w:p>
@@ -405,13 +392,8 @@
       <w:r>
         <w:t xml:space="preserve">Testing it out, and </w:t>
       </w:r>
-      <w:proofErr w:type="gramStart"/>
-      <w:r>
-        <w:t>Strange</w:t>
-      </w:r>
-      <w:proofErr w:type="gramEnd"/>
-      <w:r>
-        <w:t xml:space="preserve"> date idea</w:t>
+      <w:r>
+        <w:t>Strange date idea</w:t>
       </w:r>
     </w:p>
     <w:p>
@@ -471,39 +453,52 @@
       <w:r>
         <w:t xml:space="preserve">Blues too </w:t>
       </w:r>
-      <w:proofErr w:type="gramStart"/>
       <w:r>
         <w:t>greens</w:t>
       </w:r>
-      <w:proofErr w:type="gramEnd"/>
       <w:r>
         <w:t xml:space="preserve"> (</w:t>
       </w:r>
       <w:r>
+        <w:t>#</w:t>
+      </w:r>
+      <w:r>
         <w:t>064789</w:t>
       </w:r>
       <w:r>
         <w:t xml:space="preserve">, </w:t>
       </w:r>
       <w:r>
+        <w:t>#</w:t>
+      </w:r>
+      <w:r>
         <w:t>427aa1</w:t>
       </w:r>
       <w:r>
         <w:t xml:space="preserve">, </w:t>
       </w:r>
       <w:r>
+        <w:t>#</w:t>
+      </w:r>
+      <w:r>
         <w:t>ebf2fa</w:t>
       </w:r>
       <w:r>
         <w:t xml:space="preserve">, </w:t>
       </w:r>
       <w:r>
+        <w:t>#</w:t>
+      </w:r>
+      <w:r>
         <w:t>679436</w:t>
       </w:r>
       <w:r>
         <w:t xml:space="preserve">, </w:t>
       </w:r>
       <w:r>
+        <w:t>#</w:t>
+      </w:r>
+      <w:r>
         <w:t>a5be00</w:t>
       </w:r>
       <w:r>
@@ -575,21 +570,8 @@
           <w:numId w:val="3"/>
         </w:numPr>
       </w:pPr>
-      <w:proofErr w:type="gramStart"/>
-      <w:r>
-        <w:t>.open</w:t>
-      </w:r>
-      <w:proofErr w:type="gramEnd"/>
-      <w:r>
-        <w:t>-sans-&lt;</w:t>
-      </w:r>
-      <w:proofErr w:type="spellStart"/>
-      <w:r>
-        <w:t>uniquifier</w:t>
-      </w:r>
-      <w:proofErr w:type="spellEnd"/>
-      <w:r>
-        <w:t>&gt; {</w:t>
+      <w:r>
+        <w:t>.open-sans-&lt;uniquifier&gt; {</w:t>
       </w:r>
     </w:p>
     <w:p>
@@ -601,13 +583,8 @@
         </w:numPr>
       </w:pPr>
       <w:r>
-        <w:t xml:space="preserve">  font-family: "Open Sans", sans-</w:t>
-      </w:r>
-      <w:proofErr w:type="gramStart"/>
-      <w:r>
-        <w:t>serif;</w:t>
-      </w:r>
-      <w:proofErr w:type="gramEnd"/>
+        <w:t xml:space="preserve">  font-family: "Open Sans", sans-serif;</w:t>
+      </w:r>
     </w:p>
     <w:p>
       <w:pPr>
@@ -618,13 +595,8 @@
         </w:numPr>
       </w:pPr>
       <w:r>
-        <w:t xml:space="preserve">  font-optical-sizing: </w:t>
-      </w:r>
-      <w:proofErr w:type="gramStart"/>
-      <w:r>
-        <w:t>auto;</w:t>
-      </w:r>
-      <w:proofErr w:type="gramEnd"/>
+        <w:t xml:space="preserve">  font-optical-sizing: auto;</w:t>
+      </w:r>
     </w:p>
     <w:p>
       <w:pPr>
@@ -635,13 +607,8 @@
         </w:numPr>
       </w:pPr>
       <w:r>
-        <w:t xml:space="preserve">  font-weight: &lt;weight</w:t>
-      </w:r>
-      <w:proofErr w:type="gramStart"/>
-      <w:r>
-        <w:t>&gt;;</w:t>
-      </w:r>
-      <w:proofErr w:type="gramEnd"/>
+        <w:t xml:space="preserve">  font-weight: &lt;weight&gt;;</w:t>
+      </w:r>
     </w:p>
     <w:p>
       <w:pPr>
@@ -652,13 +619,8 @@
         </w:numPr>
       </w:pPr>
       <w:r>
-        <w:t xml:space="preserve">  font-style: </w:t>
-      </w:r>
-      <w:proofErr w:type="gramStart"/>
-      <w:r>
-        <w:t>normal;</w:t>
-      </w:r>
-      <w:proofErr w:type="gramEnd"/>
+        <w:t xml:space="preserve">  font-style: normal;</w:t>
+      </w:r>
     </w:p>
     <w:p>
       <w:pPr>
@@ -681,21 +643,8 @@
         </w:numPr>
       </w:pPr>
       <w:r>
-        <w:t xml:space="preserve">    "</w:t>
-      </w:r>
-      <w:proofErr w:type="spellStart"/>
-      <w:r>
-        <w:t>wdth</w:t>
-      </w:r>
-      <w:proofErr w:type="spellEnd"/>
-      <w:r>
-        <w:t xml:space="preserve">" </w:t>
-      </w:r>
-      <w:proofErr w:type="gramStart"/>
-      <w:r>
-        <w:t>100;</w:t>
-      </w:r>
-      <w:proofErr w:type="gramEnd"/>
+        <w:t xml:space="preserve">    "wdth" 100;</w:t>
+      </w:r>
     </w:p>
     <w:p>
       <w:pPr>
@@ -770,21 +719,8 @@
           <w:numId w:val="3"/>
         </w:numPr>
       </w:pPr>
-      <w:proofErr w:type="gramStart"/>
-      <w:r>
-        <w:t>.funnel</w:t>
-      </w:r>
-      <w:proofErr w:type="gramEnd"/>
-      <w:r>
-        <w:t>-sans-&lt;</w:t>
-      </w:r>
-      <w:proofErr w:type="spellStart"/>
-      <w:r>
-        <w:t>uniquifier</w:t>
-      </w:r>
-      <w:proofErr w:type="spellEnd"/>
-      <w:r>
-        <w:t>&gt; {</w:t>
+      <w:r>
+        <w:t>.funnel-sans-&lt;uniquifier&gt; {</w:t>
       </w:r>
     </w:p>
     <w:p>
@@ -796,13 +732,8 @@
         </w:numPr>
       </w:pPr>
       <w:r>
-        <w:t xml:space="preserve">  font-family: "Funnel Sans", sans-</w:t>
-      </w:r>
-      <w:proofErr w:type="gramStart"/>
-      <w:r>
-        <w:t>serif;</w:t>
-      </w:r>
-      <w:proofErr w:type="gramEnd"/>
+        <w:t xml:space="preserve">  font-family: "Funnel Sans", sans-serif;</w:t>
+      </w:r>
     </w:p>
     <w:p>
       <w:pPr>
@@ -813,13 +744,8 @@
         </w:numPr>
       </w:pPr>
       <w:r>
-        <w:t xml:space="preserve">  font-optical-sizing: </w:t>
-      </w:r>
-      <w:proofErr w:type="gramStart"/>
-      <w:r>
-        <w:t>auto;</w:t>
-      </w:r>
-      <w:proofErr w:type="gramEnd"/>
+        <w:t xml:space="preserve">  font-optical-sizing: auto;</w:t>
+      </w:r>
     </w:p>
     <w:p>
       <w:pPr>
@@ -830,13 +756,8 @@
         </w:numPr>
       </w:pPr>
       <w:r>
-        <w:t xml:space="preserve">  font-weight: &lt;weight</w:t>
-      </w:r>
-      <w:proofErr w:type="gramStart"/>
-      <w:r>
-        <w:t>&gt;;</w:t>
-      </w:r>
-      <w:proofErr w:type="gramEnd"/>
+        <w:t xml:space="preserve">  font-weight: &lt;weight&gt;;</w:t>
+      </w:r>
     </w:p>
     <w:p>
       <w:pPr>
@@ -847,13 +768,8 @@
         </w:numPr>
       </w:pPr>
       <w:r>
-        <w:t xml:space="preserve">  font-style: </w:t>
-      </w:r>
-      <w:proofErr w:type="gramStart"/>
-      <w:r>
-        <w:t>normal;</w:t>
-      </w:r>
-      <w:proofErr w:type="gramEnd"/>
+        <w:t xml:space="preserve">  font-style: normal;</w:t>
+      </w:r>
     </w:p>
     <w:p>
       <w:pPr>
